--- a/Capstone/Sample Scenarios.docx
+++ b/Capstone/Sample Scenarios.docx
@@ -45,6 +45,19 @@
       <w:r>
         <w:rPr>
           <w:rFonts w:ascii="Calibri" w:hAnsi="Calibri"/>
+          <w:color w:val="101110"/>
+          <w:sz w:val="22"/>
+        </w:rPr>
+        <w:t>The capstone is optional and there's nothing to submit — but if you'd like to build one (and it's genuinely worth it), these scenarios make it easy.</w:t>
+      </w:r>
+    </w:p>
+    <w:p>
+      <w:pPr>
+        <w:spacing w:after="120"/>
+      </w:pPr>
+      <w:r>
+        <w:rPr>
+          <w:rFonts w:ascii="Calibri" w:hAnsi="Calibri"/>
           <w:b/>
           <w:color w:val="101110"/>
           <w:sz w:val="22"/>
@@ -57,7 +70,7 @@
           <w:color w:val="101110"/>
           <w:sz w:val="22"/>
         </w:rPr>
-        <w:t xml:space="preserve"> Pick one of the three scenarios below and build your capstone on it. Each comes with a ready‑made dataset in the </w:t>
+        <w:t xml:space="preserve"> Pick one of the three scenarios below and build on it. Each comes with a ready‑made dataset in the </w:t>
       </w:r>
       <w:r>
         <w:rPr>
@@ -73,7 +86,7 @@
           <w:color w:val="101110"/>
           <w:sz w:val="22"/>
         </w:rPr>
-        <w:t xml:space="preserve"> folder. Using a scenario counts 100% toward the capstone; you are not at any disadvantage.</w:t>
+        <w:t xml:space="preserve"> folder, so you can dive straight in.</w:t>
       </w:r>
     </w:p>
     <w:p>
@@ -1399,7 +1412,7 @@
           <w:color w:val="101110"/>
           <w:sz w:val="22"/>
         </w:rPr>
-        <w:t xml:space="preserve"> in this folder for exactly what "finished" means and how it's assessed, and the </w:t>
+        <w:t xml:space="preserve"> in this folder for a self‑check on what "finished" means, and the </w:t>
       </w:r>
       <w:r>
         <w:rPr>
@@ -1417,7 +1430,7 @@
           <w:color w:val="101110"/>
           <w:sz w:val="22"/>
         </w:rPr>
-        <w:t xml:space="preserve"> for how and when to submit.</w:t>
+        <w:t xml:space="preserve"> for the overview. It's all optional and yours — share in Slack only if you'd like.</w:t>
       </w:r>
     </w:p>
     <w:sectPr>
